--- a/informe/Mallplaza_Anexo_Macro_ES.docx
+++ b/informe/Mallplaza_Anexo_Macro_ES.docx
@@ -2313,7 +2313,7 @@
                 <w:sz w:val="13"/>
                 <w:szCs w:val="13"/>
               </w:rPr>
-              <w:t xml:space="preserve">CRP ponderado 1,41% en el Ke</w:t>
+              <w:t xml:space="preserve">CRP ponderado 1,41% en el Ke; cobertura cambiaria declarada por la compañía</w:t>
             </w:r>
           </w:p>
         </w:tc>
@@ -2349,7 +2349,7 @@
                 <w:sz w:val="13"/>
                 <w:szCs w:val="13"/>
               </w:rPr>
-              <w:t xml:space="preserve">FR1</w:t>
+              <w:t xml:space="preserve">FR1 · MR3</w:t>
             </w:r>
           </w:p>
         </w:tc>

--- a/informe/Mallplaza_Anexo_Macro_ES.docx
+++ b/informe/Mallplaza_Anexo_Macro_ES.docx
@@ -2313,7 +2313,7 @@
                 <w:sz w:val="13"/>
                 <w:szCs w:val="13"/>
               </w:rPr>
-              <w:t xml:space="preserve">CRP ponderado 1,41% en el Ke; cobertura cambiaria declarada por la compañía</w:t>
+              <w:t xml:space="preserve">CRP ponderado 1,41% en el Ke; deuda en moneda local y derivados de cobertura (Análisis Razonado 2T26)</w:t>
             </w:r>
           </w:p>
         </w:tc>

--- a/informe/Mallplaza_Anexo_Macro_ES.docx
+++ b/informe/Mallplaza_Anexo_Macro_ES.docx
@@ -1949,7 +1949,7 @@
                 <w:sz w:val="13"/>
                 <w:szCs w:val="13"/>
               </w:rPr>
-              <w:t xml:space="preserve">Rf 4,98%; WACC +100 pb = precio objetivo −12,4% (Fig. 25)</w:t>
+              <w:t xml:space="preserve">Rf 4,98%; WACC +100 pb = precio objetivo −12,3% (Fig. 25)</w:t>
             </w:r>
           </w:p>
         </w:tc>
@@ -2662,7 +2662,7 @@
                 <w:sz w:val="13"/>
                 <w:szCs w:val="13"/>
               </w:rPr>
-              <w:t xml:space="preserve">≈ WACC +50 pb: precio objetivo de CLP 2.095 a ~1.957 (Fig. 25)</w:t>
+              <w:t xml:space="preserve">≈ WACC +50 pb: precio objetivo de CLP 2.076 a ~1.940 (Fig. 25)</w:t>
             </w:r>
           </w:p>
         </w:tc>
@@ -3280,7 +3280,7 @@
           <w:sz w:val="16"/>
           <w:szCs w:val="16"/>
         </w:rPr>
-        <w:t xml:space="preserve"> El entorno eleva la probabilidad de los dos riesgos más severos del informe (FR1 y MR1). El modelo usa una Rf de 4,98% y una WACC nominal de 10,37%; con el UST 10Y sobre 5,2% en octubre, el sesgo de la tasa de descuento es al alza, lo que refuerza la recomendación.</w:t>
+        <w:t xml:space="preserve"> El entorno eleva la probabilidad de los dos riesgos más severos del informe (FR1 y MR1). El modelo usa una Rf de 4,98% y una WACC nominal terminal de 10,41% (10,54% en 2S26E); con el UST 10Y sobre 5,2% en octubre, el sesgo de la tasa de descuento es al alza, lo que refuerza la recomendación.</w:t>
       </w:r>
     </w:p>
     <w:sectPr>

--- a/informe/Mallplaza_Anexo_Macro_ES.docx
+++ b/informe/Mallplaza_Anexo_Macro_ES.docx
@@ -477,7 +477,7 @@
     </w:p>
     <w:p>
       <w:pPr>
-        <w:spacing w:after="20" w:before="0"/>
+        <w:spacing w:after="20" w:before="0" w:line="240" w:lineRule="auto"/>
       </w:pPr>
       <w:r>
         <w:drawing>
@@ -615,7 +615,7 @@
           </w:p>
           <w:p>
             <w:pPr>
-              <w:spacing w:after="20" w:before="0"/>
+              <w:spacing w:after="20" w:before="0" w:line="240" w:lineRule="auto"/>
             </w:pPr>
             <w:r>
               <w:drawing>
@@ -762,7 +762,7 @@
           </w:p>
           <w:p>
             <w:pPr>
-              <w:spacing w:after="20" w:before="0"/>
+              <w:spacing w:after="20" w:before="0" w:line="240" w:lineRule="auto"/>
             </w:pPr>
             <w:r>
               <w:drawing>
@@ -934,7 +934,7 @@
           </w:p>
           <w:p>
             <w:pPr>
-              <w:spacing w:after="20" w:before="0"/>
+              <w:spacing w:after="20" w:before="0" w:line="240" w:lineRule="auto"/>
             </w:pPr>
             <w:r>
               <w:drawing>
@@ -1081,7 +1081,7 @@
           </w:p>
           <w:p>
             <w:pPr>
-              <w:spacing w:after="20" w:before="0"/>
+              <w:spacing w:after="20" w:before="0" w:line="240" w:lineRule="auto"/>
             </w:pPr>
             <w:r>
               <w:drawing>
@@ -1248,7 +1248,7 @@
           </w:p>
           <w:p>
             <w:pPr>
-              <w:spacing w:after="20" w:before="0"/>
+              <w:spacing w:after="20" w:before="0" w:line="240" w:lineRule="auto"/>
             </w:pPr>
             <w:r>
               <w:drawing>
@@ -3531,7 +3531,11 @@
         <w:szCs w:val="15"/>
       </w:rPr>
     </w:rPrDefault>
-    <w:pPrDefault/>
+    <w:pPrDefault>
+      <w:pPr>
+        <w:spacing w:after="0" w:before="0" w:line="240" w:lineRule="auto"/>
+      </w:pPr>
+    </w:pPrDefault>
   </w:docDefaults>
   <w:style w:type="paragraph" w:styleId="Title">
     <w:name w:val="Title"/>
